--- a/Science_Teesside/Teaching_Packs/BUILD/resources/BUILD_Science_Autumn1_W7_Cards_and_Labels.docx
+++ b/Science_Teesside/Teaching_Packs/BUILD/resources/BUILD_Science_Autumn1_W7_Cards_and_Labels.docx
@@ -5,8 +5,15 @@
     <w:p>
       <w:pPr>
         <w:pStyle w:val="Kicker"/>
+        <w:pBdr>
+          <w:left w:val="single" w:sz="20" w:color="28685E" w:space="7"/>
+        </w:pBdr>
+        <w:ind w:left="140"/>
       </w:pPr>
       <w:r>
+        <w:rPr>
+          <w:rFonts w:ascii="Arial" w:hAnsi="Arial"/>
+        </w:rPr>
         <w:t>PRINTABLE CARDS / WEEK 7</w:t>
       </w:r>
     </w:p>
@@ -15,6 +22,12 @@
         <w:pStyle w:val="Title"/>
       </w:pPr>
       <w:r>
+        <w:rPr>
+          <w:rFonts w:ascii="Arial" w:hAnsi="Arial"/>
+          <w:b/>
+          <w:color w:val="152B3A"/>
+          <w:sz w:val="48"/>
+        </w:rPr>
         <w:t>Two-chain organism labels</w:t>
       </w:r>
     </w:p>
@@ -23,11 +36,19 @@
         <w:pStyle w:val="Subtitle"/>
       </w:pPr>
       <w:r>
+        <w:rPr>
+          <w:rFonts w:ascii="Arial" w:hAnsi="Arial"/>
+          <w:i w:val="0"/>
+          <w:sz w:val="22"/>
+        </w:rPr>
         <w:t>Cut along the table lines, or point to a card without cutting.</w:t>
       </w:r>
     </w:p>
     <w:p>
       <w:r>
+        <w:rPr>
+          <w:rFonts w:ascii="Arial" w:hAnsi="Arial"/>
+        </w:rPr>
         <w:t>Use paper models only. Leaves represent part of a green producer plant. Real animals can have other food sources.</w:t>
       </w:r>
     </w:p>
@@ -39,18 +60,18 @@
         <w:tblW w:w="9866" w:type="dxa"/>
         <w:tblInd w:w="120" w:type="dxa"/>
         <w:tblCellMar>
-          <w:top w:w="100" w:type="dxa"/>
-          <w:left w:w="100" w:type="dxa"/>
-          <w:bottom w:w="100" w:type="dxa"/>
-          <w:right w:w="100" w:type="dxa"/>
+          <w:top w:w="95" w:type="dxa"/>
+          <w:left w:w="120" w:type="dxa"/>
+          <w:bottom w:w="95" w:type="dxa"/>
+          <w:right w:w="120" w:type="dxa"/>
         </w:tblCellMar>
         <w:tblBorders>
-          <w:top w:val="single" w:sz="4" w:color="ACBBB7"/>
-          <w:left w:val="single" w:sz="4" w:color="ACBBB7"/>
-          <w:bottom w:val="single" w:sz="4" w:color="ACBBB7"/>
-          <w:right w:val="single" w:sz="4" w:color="ACBBB7"/>
-          <w:insideH w:val="single" w:sz="4" w:color="ACBBB7"/>
-          <w:insideV w:val="single" w:sz="4" w:color="ACBBB7"/>
+          <w:top w:val="dashed" w:sz="6" w:color="9DB9AC"/>
+          <w:left w:val="dashed" w:sz="6" w:color="9DB9AC"/>
+          <w:bottom w:val="dashed" w:sz="6" w:color="9DB9AC"/>
+          <w:right w:val="dashed" w:sz="6" w:color="9DB9AC"/>
+          <w:insideH w:val="dashed" w:sz="6" w:color="9DB9AC"/>
+          <w:insideV w:val="dashed" w:sz="6" w:color="9DB9AC"/>
         </w:tblBorders>
       </w:tblPr>
       <w:tblGrid>
@@ -66,16 +87,17 @@
           <w:tcPr>
             <w:vAlign w:val="center"/>
             <w:tcW w:w="4933" w:type="dxa"/>
-            <w:shd w:fill="F7F4EC"/>
+            <w:shd w:fill="DCE7DD" w:val="clear"/>
           </w:tcPr>
           <w:p>
             <w:pPr>
-              <w:spacing w:after="20" w:before="20"/>
+              <w:spacing w:after="20" w:before="20" w:line="250" w:lineRule="auto"/>
             </w:pPr>
             <w:r>
               <w:rPr>
+                <w:rFonts w:ascii="Arial" w:hAnsi="Arial"/>
                 <w:b/>
-                <w:color w:val="173348"/>
+                <w:color w:val="28685E"/>
                 <w:sz w:val="22"/>
               </w:rPr>
               <w:t>Card</w:t>
@@ -86,16 +108,17 @@
           <w:tcPr>
             <w:vAlign w:val="center"/>
             <w:tcW w:w="4933" w:type="dxa"/>
-            <w:shd w:fill="F7F4EC"/>
+            <w:shd w:fill="DCE7DD" w:val="clear"/>
           </w:tcPr>
           <w:p>
             <w:pPr>
-              <w:spacing w:after="20" w:before="20"/>
+              <w:spacing w:after="20" w:before="20" w:line="250" w:lineRule="auto"/>
             </w:pPr>
             <w:r>
               <w:rPr>
+                <w:rFonts w:ascii="Arial" w:hAnsi="Arial"/>
                 <w:b/>
-                <w:color w:val="173348"/>
+                <w:color w:val="28685E"/>
                 <w:sz w:val="22"/>
               </w:rPr>
               <w:t>Card</w:t>
@@ -112,13 +135,25 @@
           <w:tcPr>
             <w:vAlign w:val="center"/>
             <w:tcW w:w="4933" w:type="dxa"/>
+            <w:shd w:fill="FFFFFF" w:val="clear"/>
           </w:tcPr>
           <w:p>
-            <w:r/>
+            <w:pPr>
+              <w:spacing w:line="250" w:lineRule="auto" w:before="20" w:after="20"/>
+            </w:pPr>
             <w:r>
               <w:rPr>
+                <w:rFonts w:ascii="Arial" w:hAnsi="Arial"/>
                 <w:b/>
-                <w:color w:val="173348"/>
+                <w:color w:val="28685E"/>
+                <w:sz w:val="32"/>
+              </w:rPr>
+            </w:r>
+            <w:r>
+              <w:rPr>
+                <w:rFonts w:ascii="Arial" w:hAnsi="Arial"/>
+                <w:b/>
+                <w:color w:val="28685E"/>
                 <w:sz w:val="32"/>
               </w:rPr>
               <w:t>Grass</w:t>
@@ -129,13 +164,25 @@
           <w:tcPr>
             <w:vAlign w:val="center"/>
             <w:tcW w:w="4933" w:type="dxa"/>
+            <w:shd w:fill="FFFFFF" w:val="clear"/>
           </w:tcPr>
           <w:p>
-            <w:r/>
+            <w:pPr>
+              <w:spacing w:line="250" w:lineRule="auto" w:before="20" w:after="20"/>
+            </w:pPr>
             <w:r>
               <w:rPr>
+                <w:rFonts w:ascii="Arial" w:hAnsi="Arial"/>
                 <w:b/>
-                <w:color w:val="173348"/>
+                <w:color w:val="28685E"/>
+                <w:sz w:val="32"/>
+              </w:rPr>
+            </w:r>
+            <w:r>
+              <w:rPr>
+                <w:rFonts w:ascii="Arial" w:hAnsi="Arial"/>
+                <w:b/>
+                <w:color w:val="28685E"/>
                 <w:sz w:val="32"/>
               </w:rPr>
               <w:t>Rabbit</w:t>
@@ -152,13 +199,25 @@
           <w:tcPr>
             <w:vAlign w:val="center"/>
             <w:tcW w:w="4933" w:type="dxa"/>
+            <w:shd w:fill="FFFFFF" w:val="clear"/>
           </w:tcPr>
           <w:p>
-            <w:r/>
+            <w:pPr>
+              <w:spacing w:line="250" w:lineRule="auto" w:before="20" w:after="20"/>
+            </w:pPr>
             <w:r>
               <w:rPr>
+                <w:rFonts w:ascii="Arial" w:hAnsi="Arial"/>
                 <w:b/>
-                <w:color w:val="173348"/>
+                <w:color w:val="28685E"/>
+                <w:sz w:val="32"/>
+              </w:rPr>
+            </w:r>
+            <w:r>
+              <w:rPr>
+                <w:rFonts w:ascii="Arial" w:hAnsi="Arial"/>
+                <w:b/>
+                <w:color w:val="28685E"/>
                 <w:sz w:val="32"/>
               </w:rPr>
               <w:t>Fox</w:t>
@@ -169,13 +228,25 @@
           <w:tcPr>
             <w:vAlign w:val="center"/>
             <w:tcW w:w="4933" w:type="dxa"/>
+            <w:shd w:fill="FFFFFF" w:val="clear"/>
           </w:tcPr>
           <w:p>
-            <w:r/>
+            <w:pPr>
+              <w:spacing w:line="250" w:lineRule="auto" w:before="20" w:after="20"/>
+            </w:pPr>
             <w:r>
               <w:rPr>
+                <w:rFonts w:ascii="Arial" w:hAnsi="Arial"/>
                 <w:b/>
-                <w:color w:val="173348"/>
+                <w:color w:val="28685E"/>
+                <w:sz w:val="32"/>
+              </w:rPr>
+            </w:r>
+            <w:r>
+              <w:rPr>
+                <w:rFonts w:ascii="Arial" w:hAnsi="Arial"/>
+                <w:b/>
+                <w:color w:val="28685E"/>
                 <w:sz w:val="32"/>
               </w:rPr>
               <w:t>Leaves</w:t>
@@ -192,13 +263,25 @@
           <w:tcPr>
             <w:vAlign w:val="center"/>
             <w:tcW w:w="4933" w:type="dxa"/>
+            <w:shd w:fill="FFFFFF" w:val="clear"/>
           </w:tcPr>
           <w:p>
-            <w:r/>
+            <w:pPr>
+              <w:spacing w:line="250" w:lineRule="auto" w:before="20" w:after="20"/>
+            </w:pPr>
             <w:r>
               <w:rPr>
+                <w:rFonts w:ascii="Arial" w:hAnsi="Arial"/>
                 <w:b/>
-                <w:color w:val="173348"/>
+                <w:color w:val="28685E"/>
+                <w:sz w:val="32"/>
+              </w:rPr>
+            </w:r>
+            <w:r>
+              <w:rPr>
+                <w:rFonts w:ascii="Arial" w:hAnsi="Arial"/>
+                <w:b/>
+                <w:color w:val="28685E"/>
                 <w:sz w:val="32"/>
               </w:rPr>
               <w:t>Caterpillar</w:t>
@@ -209,13 +292,25 @@
           <w:tcPr>
             <w:vAlign w:val="center"/>
             <w:tcW w:w="4933" w:type="dxa"/>
+            <w:shd w:fill="FFFFFF" w:val="clear"/>
           </w:tcPr>
           <w:p>
-            <w:r/>
+            <w:pPr>
+              <w:spacing w:line="250" w:lineRule="auto" w:before="20" w:after="20"/>
+            </w:pPr>
             <w:r>
               <w:rPr>
+                <w:rFonts w:ascii="Arial" w:hAnsi="Arial"/>
                 <w:b/>
-                <w:color w:val="173348"/>
+                <w:color w:val="28685E"/>
+                <w:sz w:val="32"/>
+              </w:rPr>
+            </w:r>
+            <w:r>
+              <w:rPr>
+                <w:rFonts w:ascii="Arial" w:hAnsi="Arial"/>
+                <w:b/>
+                <w:color w:val="28685E"/>
                 <w:sz w:val="32"/>
               </w:rPr>
               <w:t>Robin</w:t>
@@ -229,6 +324,9 @@
         <w:pStyle w:val="Small"/>
       </w:pPr>
       <w:r>
+        <w:rPr>
+          <w:rFonts w:ascii="Arial" w:hAnsi="Arial"/>
+        </w:rPr>
         <w:t>Print only the sets you need. Adult preparation is an alternative to pupil cutting. These are original teaching labels and simplified models.</w:t>
       </w:r>
     </w:p>
@@ -236,8 +334,15 @@
       <w:pPr>
         <w:pStyle w:val="Kicker"/>
         <w:pageBreakBefore/>
+        <w:pBdr>
+          <w:left w:val="single" w:sz="20" w:color="28685E" w:space="7"/>
+        </w:pBdr>
+        <w:ind w:left="140"/>
       </w:pPr>
       <w:r>
+        <w:rPr>
+          <w:rFonts w:ascii="Arial" w:hAnsi="Arial"/>
+        </w:rPr>
         <w:t>PRINTABLE CARDS / WEEK 7</w:t>
       </w:r>
     </w:p>
@@ -246,6 +351,12 @@
         <w:pStyle w:val="Title"/>
       </w:pPr>
       <w:r>
+        <w:rPr>
+          <w:rFonts w:ascii="Arial" w:hAnsi="Arial"/>
+          <w:b/>
+          <w:color w:val="152B3A"/>
+          <w:sz w:val="48"/>
+        </w:rPr>
         <w:t>Chain arrows and role labels</w:t>
       </w:r>
     </w:p>
@@ -254,11 +365,19 @@
         <w:pStyle w:val="Subtitle"/>
       </w:pPr>
       <w:r>
+        <w:rPr>
+          <w:rFonts w:ascii="Arial" w:hAnsi="Arial"/>
+          <w:i w:val="0"/>
+          <w:sz w:val="22"/>
+        </w:rPr>
         <w:t>Cut along the table lines, or point to a card without cutting.</w:t>
       </w:r>
     </w:p>
     <w:p>
       <w:r>
+        <w:rPr>
+          <w:rFonts w:ascii="Arial" w:hAnsi="Arial"/>
+        </w:rPr>
         <w:t>Arrows go from food to the eater; they show food and energy passing. Adult may cut four arrows, or pupils may draw/direct them.</w:t>
       </w:r>
     </w:p>
@@ -270,18 +389,18 @@
         <w:tblW w:w="9866" w:type="dxa"/>
         <w:tblInd w:w="120" w:type="dxa"/>
         <w:tblCellMar>
-          <w:top w:w="100" w:type="dxa"/>
-          <w:left w:w="100" w:type="dxa"/>
-          <w:bottom w:w="100" w:type="dxa"/>
-          <w:right w:w="100" w:type="dxa"/>
+          <w:top w:w="95" w:type="dxa"/>
+          <w:left w:w="120" w:type="dxa"/>
+          <w:bottom w:w="95" w:type="dxa"/>
+          <w:right w:w="120" w:type="dxa"/>
         </w:tblCellMar>
         <w:tblBorders>
-          <w:top w:val="single" w:sz="4" w:color="ACBBB7"/>
-          <w:left w:val="single" w:sz="4" w:color="ACBBB7"/>
-          <w:bottom w:val="single" w:sz="4" w:color="ACBBB7"/>
-          <w:right w:val="single" w:sz="4" w:color="ACBBB7"/>
-          <w:insideH w:val="single" w:sz="4" w:color="ACBBB7"/>
-          <w:insideV w:val="single" w:sz="4" w:color="ACBBB7"/>
+          <w:top w:val="dashed" w:sz="6" w:color="9DB9AC"/>
+          <w:left w:val="dashed" w:sz="6" w:color="9DB9AC"/>
+          <w:bottom w:val="dashed" w:sz="6" w:color="9DB9AC"/>
+          <w:right w:val="dashed" w:sz="6" w:color="9DB9AC"/>
+          <w:insideH w:val="dashed" w:sz="6" w:color="9DB9AC"/>
+          <w:insideV w:val="dashed" w:sz="6" w:color="9DB9AC"/>
         </w:tblBorders>
       </w:tblPr>
       <w:tblGrid>
@@ -297,16 +416,17 @@
           <w:tcPr>
             <w:vAlign w:val="center"/>
             <w:tcW w:w="4933" w:type="dxa"/>
-            <w:shd w:fill="F7F4EC"/>
+            <w:shd w:fill="DCE7DD" w:val="clear"/>
           </w:tcPr>
           <w:p>
             <w:pPr>
-              <w:spacing w:after="20" w:before="20"/>
+              <w:spacing w:after="20" w:before="20" w:line="250" w:lineRule="auto"/>
             </w:pPr>
             <w:r>
               <w:rPr>
+                <w:rFonts w:ascii="Arial" w:hAnsi="Arial"/>
                 <w:b/>
-                <w:color w:val="173348"/>
+                <w:color w:val="28685E"/>
                 <w:sz w:val="22"/>
               </w:rPr>
               <w:t>Card</w:t>
@@ -317,16 +437,17 @@
           <w:tcPr>
             <w:vAlign w:val="center"/>
             <w:tcW w:w="4933" w:type="dxa"/>
-            <w:shd w:fill="F7F4EC"/>
+            <w:shd w:fill="DCE7DD" w:val="clear"/>
           </w:tcPr>
           <w:p>
             <w:pPr>
-              <w:spacing w:after="20" w:before="20"/>
+              <w:spacing w:after="20" w:before="20" w:line="250" w:lineRule="auto"/>
             </w:pPr>
             <w:r>
               <w:rPr>
+                <w:rFonts w:ascii="Arial" w:hAnsi="Arial"/>
                 <w:b/>
-                <w:color w:val="173348"/>
+                <w:color w:val="28685E"/>
                 <w:sz w:val="22"/>
               </w:rPr>
               <w:t>Card</w:t>
@@ -343,17 +464,27 @@
           <w:tcPr>
             <w:vAlign w:val="center"/>
             <w:tcW w:w="4933" w:type="dxa"/>
+            <w:shd w:fill="FFFFFF" w:val="clear"/>
           </w:tcPr>
           <w:p>
             <w:pPr>
+              <w:spacing w:line="250" w:lineRule="auto" w:before="20" w:after="20"/>
               <w:jc w:val="center"/>
             </w:pPr>
-            <w:r/>
             <w:r>
               <w:rPr>
+                <w:rFonts w:ascii="Arial" w:hAnsi="Arial"/>
                 <w:b/>
-                <w:color w:val="173348"/>
-                <w:sz w:val="96"/>
+                <w:color w:val="28685E"/>
+                <w:sz w:val="84"/>
+              </w:rPr>
+            </w:r>
+            <w:r>
+              <w:rPr>
+                <w:rFonts w:ascii="Arial" w:hAnsi="Arial"/>
+                <w:b/>
+                <w:color w:val="28685E"/>
+                <w:sz w:val="84"/>
               </w:rPr>
               <w:t>→</w:t>
             </w:r>
@@ -363,17 +494,27 @@
           <w:tcPr>
             <w:vAlign w:val="center"/>
             <w:tcW w:w="4933" w:type="dxa"/>
+            <w:shd w:fill="FFFFFF" w:val="clear"/>
           </w:tcPr>
           <w:p>
             <w:pPr>
+              <w:spacing w:line="250" w:lineRule="auto" w:before="20" w:after="20"/>
               <w:jc w:val="center"/>
             </w:pPr>
-            <w:r/>
             <w:r>
               <w:rPr>
+                <w:rFonts w:ascii="Arial" w:hAnsi="Arial"/>
                 <w:b/>
-                <w:color w:val="173348"/>
-                <w:sz w:val="96"/>
+                <w:color w:val="28685E"/>
+                <w:sz w:val="84"/>
+              </w:rPr>
+            </w:r>
+            <w:r>
+              <w:rPr>
+                <w:rFonts w:ascii="Arial" w:hAnsi="Arial"/>
+                <w:b/>
+                <w:color w:val="28685E"/>
+                <w:sz w:val="84"/>
               </w:rPr>
               <w:t>→</w:t>
             </w:r>
@@ -389,17 +530,27 @@
           <w:tcPr>
             <w:vAlign w:val="center"/>
             <w:tcW w:w="4933" w:type="dxa"/>
+            <w:shd w:fill="FFFFFF" w:val="clear"/>
           </w:tcPr>
           <w:p>
             <w:pPr>
+              <w:spacing w:line="250" w:lineRule="auto" w:before="20" w:after="20"/>
               <w:jc w:val="center"/>
             </w:pPr>
-            <w:r/>
             <w:r>
               <w:rPr>
+                <w:rFonts w:ascii="Arial" w:hAnsi="Arial"/>
                 <w:b/>
-                <w:color w:val="173348"/>
-                <w:sz w:val="96"/>
+                <w:color w:val="28685E"/>
+                <w:sz w:val="84"/>
+              </w:rPr>
+            </w:r>
+            <w:r>
+              <w:rPr>
+                <w:rFonts w:ascii="Arial" w:hAnsi="Arial"/>
+                <w:b/>
+                <w:color w:val="28685E"/>
+                <w:sz w:val="84"/>
               </w:rPr>
               <w:t>→</w:t>
             </w:r>
@@ -409,17 +560,27 @@
           <w:tcPr>
             <w:vAlign w:val="center"/>
             <w:tcW w:w="4933" w:type="dxa"/>
+            <w:shd w:fill="FFFFFF" w:val="clear"/>
           </w:tcPr>
           <w:p>
             <w:pPr>
+              <w:spacing w:line="250" w:lineRule="auto" w:before="20" w:after="20"/>
               <w:jc w:val="center"/>
             </w:pPr>
-            <w:r/>
             <w:r>
               <w:rPr>
+                <w:rFonts w:ascii="Arial" w:hAnsi="Arial"/>
                 <w:b/>
-                <w:color w:val="173348"/>
-                <w:sz w:val="96"/>
+                <w:color w:val="28685E"/>
+                <w:sz w:val="84"/>
+              </w:rPr>
+            </w:r>
+            <w:r>
+              <w:rPr>
+                <w:rFonts w:ascii="Arial" w:hAnsi="Arial"/>
+                <w:b/>
+                <w:color w:val="28685E"/>
+                <w:sz w:val="84"/>
               </w:rPr>
               <w:t>→</w:t>
             </w:r>
@@ -435,13 +596,25 @@
           <w:tcPr>
             <w:vAlign w:val="center"/>
             <w:tcW w:w="4933" w:type="dxa"/>
+            <w:shd w:fill="FFFFFF" w:val="clear"/>
           </w:tcPr>
           <w:p>
-            <w:r/>
+            <w:pPr>
+              <w:spacing w:line="250" w:lineRule="auto" w:before="20" w:after="20"/>
+            </w:pPr>
             <w:r>
               <w:rPr>
+                <w:rFonts w:ascii="Arial" w:hAnsi="Arial"/>
                 <w:b/>
-                <w:color w:val="173348"/>
+                <w:color w:val="28685E"/>
+                <w:sz w:val="32"/>
+              </w:rPr>
+            </w:r>
+            <w:r>
+              <w:rPr>
+                <w:rFonts w:ascii="Arial" w:hAnsi="Arial"/>
+                <w:b/>
+                <w:color w:val="28685E"/>
                 <w:sz w:val="32"/>
               </w:rPr>
               <w:t>PRODUCER</w:t>
@@ -452,13 +625,25 @@
           <w:tcPr>
             <w:vAlign w:val="center"/>
             <w:tcW w:w="4933" w:type="dxa"/>
+            <w:shd w:fill="FFFFFF" w:val="clear"/>
           </w:tcPr>
           <w:p>
-            <w:r/>
+            <w:pPr>
+              <w:spacing w:line="250" w:lineRule="auto" w:before="20" w:after="20"/>
+            </w:pPr>
             <w:r>
               <w:rPr>
+                <w:rFonts w:ascii="Arial" w:hAnsi="Arial"/>
                 <w:b/>
-                <w:color w:val="173348"/>
+                <w:color w:val="28685E"/>
+                <w:sz w:val="32"/>
+              </w:rPr>
+            </w:r>
+            <w:r>
+              <w:rPr>
+                <w:rFonts w:ascii="Arial" w:hAnsi="Arial"/>
+                <w:b/>
+                <w:color w:val="28685E"/>
                 <w:sz w:val="32"/>
               </w:rPr>
               <w:t>PRODUCER</w:t>
@@ -475,13 +660,25 @@
           <w:tcPr>
             <w:vAlign w:val="center"/>
             <w:tcW w:w="4933" w:type="dxa"/>
+            <w:shd w:fill="FFFFFF" w:val="clear"/>
           </w:tcPr>
           <w:p>
-            <w:r/>
+            <w:pPr>
+              <w:spacing w:line="250" w:lineRule="auto" w:before="20" w:after="20"/>
+            </w:pPr>
             <w:r>
               <w:rPr>
+                <w:rFonts w:ascii="Arial" w:hAnsi="Arial"/>
                 <w:b/>
-                <w:color w:val="173348"/>
+                <w:color w:val="28685E"/>
+                <w:sz w:val="32"/>
+              </w:rPr>
+            </w:r>
+            <w:r>
+              <w:rPr>
+                <w:rFonts w:ascii="Arial" w:hAnsi="Arial"/>
+                <w:b/>
+                <w:color w:val="28685E"/>
                 <w:sz w:val="32"/>
               </w:rPr>
               <w:t>CONSUMER</w:t>
@@ -492,13 +689,25 @@
           <w:tcPr>
             <w:vAlign w:val="center"/>
             <w:tcW w:w="4933" w:type="dxa"/>
+            <w:shd w:fill="FFFFFF" w:val="clear"/>
           </w:tcPr>
           <w:p>
-            <w:r/>
+            <w:pPr>
+              <w:spacing w:line="250" w:lineRule="auto" w:before="20" w:after="20"/>
+            </w:pPr>
             <w:r>
               <w:rPr>
+                <w:rFonts w:ascii="Arial" w:hAnsi="Arial"/>
                 <w:b/>
-                <w:color w:val="173348"/>
+                <w:color w:val="28685E"/>
+                <w:sz w:val="32"/>
+              </w:rPr>
+            </w:r>
+            <w:r>
+              <w:rPr>
+                <w:rFonts w:ascii="Arial" w:hAnsi="Arial"/>
+                <w:b/>
+                <w:color w:val="28685E"/>
                 <w:sz w:val="32"/>
               </w:rPr>
               <w:t>CONSUMER</w:t>
@@ -515,13 +724,25 @@
           <w:tcPr>
             <w:vAlign w:val="center"/>
             <w:tcW w:w="4933" w:type="dxa"/>
+            <w:shd w:fill="FFFFFF" w:val="clear"/>
           </w:tcPr>
           <w:p>
-            <w:r/>
+            <w:pPr>
+              <w:spacing w:line="250" w:lineRule="auto" w:before="20" w:after="20"/>
+            </w:pPr>
             <w:r>
               <w:rPr>
+                <w:rFonts w:ascii="Arial" w:hAnsi="Arial"/>
                 <w:b/>
-                <w:color w:val="173348"/>
+                <w:color w:val="28685E"/>
+                <w:sz w:val="32"/>
+              </w:rPr>
+            </w:r>
+            <w:r>
+              <w:rPr>
+                <w:rFonts w:ascii="Arial" w:hAnsi="Arial"/>
+                <w:b/>
+                <w:color w:val="28685E"/>
                 <w:sz w:val="32"/>
               </w:rPr>
               <w:t>CONSUMER</w:t>
@@ -532,13 +753,25 @@
           <w:tcPr>
             <w:vAlign w:val="center"/>
             <w:tcW w:w="4933" w:type="dxa"/>
+            <w:shd w:fill="FFFFFF" w:val="clear"/>
           </w:tcPr>
           <w:p>
-            <w:r/>
+            <w:pPr>
+              <w:spacing w:line="250" w:lineRule="auto" w:before="20" w:after="20"/>
+            </w:pPr>
             <w:r>
               <w:rPr>
+                <w:rFonts w:ascii="Arial" w:hAnsi="Arial"/>
                 <w:b/>
-                <w:color w:val="173348"/>
+                <w:color w:val="28685E"/>
+                <w:sz w:val="32"/>
+              </w:rPr>
+            </w:r>
+            <w:r>
+              <w:rPr>
+                <w:rFonts w:ascii="Arial" w:hAnsi="Arial"/>
+                <w:b/>
+                <w:color w:val="28685E"/>
                 <w:sz w:val="32"/>
               </w:rPr>
               <w:t>CONSUMER</w:t>
@@ -552,6 +785,9 @@
         <w:pStyle w:val="Small"/>
       </w:pPr>
       <w:r>
+        <w:rPr>
+          <w:rFonts w:ascii="Arial" w:hAnsi="Arial"/>
+        </w:rPr>
         <w:t>Print only the sets you need. Adult preparation is an alternative to pupil cutting. These are original teaching labels and simplified models.</w:t>
       </w:r>
     </w:p>
@@ -559,8 +795,15 @@
       <w:pPr>
         <w:pStyle w:val="Kicker"/>
         <w:pageBreakBefore/>
+        <w:pBdr>
+          <w:left w:val="single" w:sz="20" w:color="28685E" w:space="7"/>
+        </w:pBdr>
+        <w:ind w:left="140"/>
       </w:pPr>
       <w:r>
+        <w:rPr>
+          <w:rFonts w:ascii="Arial" w:hAnsi="Arial"/>
+        </w:rPr>
         <w:t>PRINTABLE CARDS / WEEK 7</w:t>
       </w:r>
     </w:p>
@@ -569,6 +812,12 @@
         <w:pStyle w:val="Title"/>
       </w:pPr>
       <w:r>
+        <w:rPr>
+          <w:rFonts w:ascii="Arial" w:hAnsi="Arial"/>
+          <w:b/>
+          <w:color w:val="152B3A"/>
+          <w:sz w:val="48"/>
+        </w:rPr>
         <w:t>Feeding evidence</w:t>
       </w:r>
     </w:p>
@@ -577,11 +826,19 @@
         <w:pStyle w:val="Subtitle"/>
       </w:pPr>
       <w:r>
+        <w:rPr>
+          <w:rFonts w:ascii="Arial" w:hAnsi="Arial"/>
+          <w:i w:val="0"/>
+          <w:sz w:val="22"/>
+        </w:rPr>
         <w:t>Cut along the table lines, or point to a card without cutting.</w:t>
       </w:r>
     </w:p>
     <w:p>
       <w:r>
+        <w:rPr>
+          <w:rFonts w:ascii="Arial" w:hAnsi="Arial"/>
+        </w:rPr>
         <w:t>Read each clue before arranging arrows. The links are examples rather than complete diets.</w:t>
       </w:r>
     </w:p>
@@ -593,18 +850,18 @@
         <w:tblW w:w="9866" w:type="dxa"/>
         <w:tblInd w:w="120" w:type="dxa"/>
         <w:tblCellMar>
-          <w:top w:w="100" w:type="dxa"/>
-          <w:left w:w="100" w:type="dxa"/>
-          <w:bottom w:w="100" w:type="dxa"/>
-          <w:right w:w="100" w:type="dxa"/>
+          <w:top w:w="95" w:type="dxa"/>
+          <w:left w:w="120" w:type="dxa"/>
+          <w:bottom w:w="95" w:type="dxa"/>
+          <w:right w:w="120" w:type="dxa"/>
         </w:tblCellMar>
         <w:tblBorders>
-          <w:top w:val="single" w:sz="4" w:color="ACBBB7"/>
-          <w:left w:val="single" w:sz="4" w:color="ACBBB7"/>
-          <w:bottom w:val="single" w:sz="4" w:color="ACBBB7"/>
-          <w:right w:val="single" w:sz="4" w:color="ACBBB7"/>
-          <w:insideH w:val="single" w:sz="4" w:color="ACBBB7"/>
-          <w:insideV w:val="single" w:sz="4" w:color="ACBBB7"/>
+          <w:top w:val="dashed" w:sz="6" w:color="9DB9AC"/>
+          <w:left w:val="dashed" w:sz="6" w:color="9DB9AC"/>
+          <w:bottom w:val="dashed" w:sz="6" w:color="9DB9AC"/>
+          <w:right w:val="dashed" w:sz="6" w:color="9DB9AC"/>
+          <w:insideH w:val="dashed" w:sz="6" w:color="9DB9AC"/>
+          <w:insideV w:val="dashed" w:sz="6" w:color="9DB9AC"/>
         </w:tblBorders>
       </w:tblPr>
       <w:tblGrid>
@@ -620,16 +877,17 @@
           <w:tcPr>
             <w:vAlign w:val="center"/>
             <w:tcW w:w="4933" w:type="dxa"/>
-            <w:shd w:fill="F7F4EC"/>
+            <w:shd w:fill="DCE7DD" w:val="clear"/>
           </w:tcPr>
           <w:p>
             <w:pPr>
-              <w:spacing w:after="20" w:before="20"/>
+              <w:spacing w:after="20" w:before="20" w:line="250" w:lineRule="auto"/>
             </w:pPr>
             <w:r>
               <w:rPr>
+                <w:rFonts w:ascii="Arial" w:hAnsi="Arial"/>
                 <w:b/>
-                <w:color w:val="173348"/>
+                <w:color w:val="28685E"/>
                 <w:sz w:val="22"/>
               </w:rPr>
               <w:t>Card</w:t>
@@ -640,16 +898,17 @@
           <w:tcPr>
             <w:vAlign w:val="center"/>
             <w:tcW w:w="4933" w:type="dxa"/>
-            <w:shd w:fill="F7F4EC"/>
+            <w:shd w:fill="DCE7DD" w:val="clear"/>
           </w:tcPr>
           <w:p>
             <w:pPr>
-              <w:spacing w:after="20" w:before="20"/>
+              <w:spacing w:after="20" w:before="20" w:line="250" w:lineRule="auto"/>
             </w:pPr>
             <w:r>
               <w:rPr>
+                <w:rFonts w:ascii="Arial" w:hAnsi="Arial"/>
                 <w:b/>
-                <w:color w:val="173348"/>
+                <w:color w:val="28685E"/>
                 <w:sz w:val="22"/>
               </w:rPr>
               <w:t>Card</w:t>
@@ -666,13 +925,25 @@
           <w:tcPr>
             <w:vAlign w:val="center"/>
             <w:tcW w:w="4933" w:type="dxa"/>
+            <w:shd w:fill="FFFFFF" w:val="clear"/>
           </w:tcPr>
           <w:p>
-            <w:r/>
+            <w:pPr>
+              <w:spacing w:line="250" w:lineRule="auto" w:before="20" w:after="20"/>
+            </w:pPr>
             <w:r>
               <w:rPr>
+                <w:rFonts w:ascii="Arial" w:hAnsi="Arial"/>
                 <w:b/>
-                <w:color w:val="173348"/>
+                <w:color w:val="28685E"/>
+                <w:sz w:val="32"/>
+              </w:rPr>
+            </w:r>
+            <w:r>
+              <w:rPr>
+                <w:rFonts w:ascii="Arial" w:hAnsi="Arial"/>
+                <w:b/>
+                <w:color w:val="28685E"/>
                 <w:sz w:val="32"/>
               </w:rPr>
               <w:t>Grass / rabbit / fox</w:t>
@@ -680,11 +951,14 @@
           </w:p>
           <w:p>
             <w:pPr>
-              <w:spacing w:before="100"/>
+              <w:spacing w:before="20" w:line="250" w:lineRule="auto" w:after="20"/>
             </w:pPr>
             <w:r>
               <w:rPr>
-                <w:sz w:val="22"/>
+                <w:rFonts w:ascii="Arial" w:hAnsi="Arial"/>
+                <w:b w:val="0"/>
+                <w:color w:val="152B3A"/>
+                <w:sz w:val="23"/>
               </w:rPr>
               <w:t>A rabbit can eat grass. A fox can eat a rabbit.</w:t>
             </w:r>
@@ -694,13 +968,25 @@
           <w:tcPr>
             <w:vAlign w:val="center"/>
             <w:tcW w:w="4933" w:type="dxa"/>
+            <w:shd w:fill="FFFFFF" w:val="clear"/>
           </w:tcPr>
           <w:p>
-            <w:r/>
+            <w:pPr>
+              <w:spacing w:line="250" w:lineRule="auto" w:before="20" w:after="20"/>
+            </w:pPr>
             <w:r>
               <w:rPr>
+                <w:rFonts w:ascii="Arial" w:hAnsi="Arial"/>
                 <w:b/>
-                <w:color w:val="173348"/>
+                <w:color w:val="28685E"/>
+                <w:sz w:val="32"/>
+              </w:rPr>
+            </w:r>
+            <w:r>
+              <w:rPr>
+                <w:rFonts w:ascii="Arial" w:hAnsi="Arial"/>
+                <w:b/>
+                <w:color w:val="28685E"/>
                 <w:sz w:val="32"/>
               </w:rPr>
               <w:t>Leaves / caterpillar / robin</w:t>
@@ -708,11 +994,14 @@
           </w:p>
           <w:p>
             <w:pPr>
-              <w:spacing w:before="100"/>
+              <w:spacing w:before="20" w:line="250" w:lineRule="auto" w:after="20"/>
             </w:pPr>
             <w:r>
               <w:rPr>
-                <w:sz w:val="22"/>
+                <w:rFonts w:ascii="Arial" w:hAnsi="Arial"/>
+                <w:b w:val="0"/>
+                <w:color w:val="152B3A"/>
+                <w:sz w:val="23"/>
               </w:rPr>
               <w:t>A caterpillar can eat leaves. A robin can eat a caterpillar.</w:t>
             </w:r>
@@ -725,6 +1014,9 @@
         <w:pStyle w:val="Small"/>
       </w:pPr>
       <w:r>
+        <w:rPr>
+          <w:rFonts w:ascii="Arial" w:hAnsi="Arial"/>
+        </w:rPr>
         <w:t>Print only the sets you need. Adult preparation is an alternative to pupil cutting. These are original teaching labels and simplified models.</w:t>
       </w:r>
     </w:p>
@@ -732,8 +1024,15 @@
       <w:pPr>
         <w:pStyle w:val="Kicker"/>
         <w:pageBreakBefore/>
+        <w:pBdr>
+          <w:left w:val="single" w:sz="20" w:color="28685E" w:space="7"/>
+        </w:pBdr>
+        <w:ind w:left="140"/>
       </w:pPr>
       <w:r>
+        <w:rPr>
+          <w:rFonts w:ascii="Arial" w:hAnsi="Arial"/>
+        </w:rPr>
         <w:t>PRINTABLE CARDS / WEEK 7</w:t>
       </w:r>
     </w:p>
@@ -742,6 +1041,12 @@
         <w:pStyle w:val="Title"/>
       </w:pPr>
       <w:r>
+        <w:rPr>
+          <w:rFonts w:ascii="Arial" w:hAnsi="Arial"/>
+          <w:b/>
+          <w:color w:val="152B3A"/>
+          <w:sz w:val="48"/>
+        </w:rPr>
         <w:t>Model-change prompt</w:t>
       </w:r>
     </w:p>
@@ -750,11 +1055,19 @@
         <w:pStyle w:val="Subtitle"/>
       </w:pPr>
       <w:r>
+        <w:rPr>
+          <w:rFonts w:ascii="Arial" w:hAnsi="Arial"/>
+          <w:i w:val="0"/>
+          <w:sz w:val="22"/>
+        </w:rPr>
         <w:t>Cut along the table lines, or point to a card without cutting.</w:t>
       </w:r>
     </w:p>
     <w:p>
       <w:r>
+        <w:rPr>
+          <w:rFonts w:ascii="Arial" w:hAnsi="Arial"/>
+        </w:rPr>
         <w:t>Use an opaque paper cover over the plant card. This is a hypothetical change, not a real experiment or measured result.</w:t>
       </w:r>
     </w:p>
@@ -766,18 +1079,18 @@
         <w:tblW w:w="9866" w:type="dxa"/>
         <w:tblInd w:w="120" w:type="dxa"/>
         <w:tblCellMar>
-          <w:top w:w="100" w:type="dxa"/>
-          <w:left w:w="100" w:type="dxa"/>
-          <w:bottom w:w="100" w:type="dxa"/>
-          <w:right w:w="100" w:type="dxa"/>
+          <w:top w:w="95" w:type="dxa"/>
+          <w:left w:w="120" w:type="dxa"/>
+          <w:bottom w:w="95" w:type="dxa"/>
+          <w:right w:w="120" w:type="dxa"/>
         </w:tblCellMar>
         <w:tblBorders>
-          <w:top w:val="single" w:sz="4" w:color="ACBBB7"/>
-          <w:left w:val="single" w:sz="4" w:color="ACBBB7"/>
-          <w:bottom w:val="single" w:sz="4" w:color="ACBBB7"/>
-          <w:right w:val="single" w:sz="4" w:color="ACBBB7"/>
-          <w:insideH w:val="single" w:sz="4" w:color="ACBBB7"/>
-          <w:insideV w:val="single" w:sz="4" w:color="ACBBB7"/>
+          <w:top w:val="dashed" w:sz="6" w:color="9DB9AC"/>
+          <w:left w:val="dashed" w:sz="6" w:color="9DB9AC"/>
+          <w:bottom w:val="dashed" w:sz="6" w:color="9DB9AC"/>
+          <w:right w:val="dashed" w:sz="6" w:color="9DB9AC"/>
+          <w:insideH w:val="dashed" w:sz="6" w:color="9DB9AC"/>
+          <w:insideV w:val="dashed" w:sz="6" w:color="9DB9AC"/>
         </w:tblBorders>
       </w:tblPr>
       <w:tblGrid>
@@ -793,16 +1106,17 @@
           <w:tcPr>
             <w:vAlign w:val="center"/>
             <w:tcW w:w="4933" w:type="dxa"/>
-            <w:shd w:fill="F7F4EC"/>
+            <w:shd w:fill="DCE7DD" w:val="clear"/>
           </w:tcPr>
           <w:p>
             <w:pPr>
-              <w:spacing w:after="20" w:before="20"/>
+              <w:spacing w:after="20" w:before="20" w:line="250" w:lineRule="auto"/>
             </w:pPr>
             <w:r>
               <w:rPr>
+                <w:rFonts w:ascii="Arial" w:hAnsi="Arial"/>
                 <w:b/>
-                <w:color w:val="173348"/>
+                <w:color w:val="28685E"/>
                 <w:sz w:val="22"/>
               </w:rPr>
               <w:t>Card</w:t>
@@ -813,16 +1127,17 @@
           <w:tcPr>
             <w:vAlign w:val="center"/>
             <w:tcW w:w="4933" w:type="dxa"/>
-            <w:shd w:fill="F7F4EC"/>
+            <w:shd w:fill="DCE7DD" w:val="clear"/>
           </w:tcPr>
           <w:p>
             <w:pPr>
-              <w:spacing w:after="20" w:before="20"/>
+              <w:spacing w:after="20" w:before="20" w:line="250" w:lineRule="auto"/>
             </w:pPr>
             <w:r>
               <w:rPr>
+                <w:rFonts w:ascii="Arial" w:hAnsi="Arial"/>
                 <w:b/>
-                <w:color w:val="173348"/>
+                <w:color w:val="28685E"/>
                 <w:sz w:val="22"/>
               </w:rPr>
               <w:t>Card</w:t>
@@ -839,13 +1154,25 @@
           <w:tcPr>
             <w:vAlign w:val="center"/>
             <w:tcW w:w="4933" w:type="dxa"/>
+            <w:shd w:fill="FFFFFF" w:val="clear"/>
           </w:tcPr>
           <w:p>
-            <w:r/>
+            <w:pPr>
+              <w:spacing w:line="250" w:lineRule="auto" w:before="20" w:after="20"/>
+            </w:pPr>
             <w:r>
               <w:rPr>
+                <w:rFonts w:ascii="Arial" w:hAnsi="Arial"/>
                 <w:b/>
-                <w:color w:val="173348"/>
+                <w:color w:val="28685E"/>
+                <w:sz w:val="32"/>
+              </w:rPr>
+            </w:r>
+            <w:r>
+              <w:rPr>
+                <w:rFonts w:ascii="Arial" w:hAnsi="Arial"/>
+                <w:b/>
+                <w:color w:val="28685E"/>
                 <w:sz w:val="32"/>
               </w:rPr>
               <w:t>Less plant food is available</w:t>
@@ -853,11 +1180,14 @@
           </w:p>
           <w:p>
             <w:pPr>
-              <w:spacing w:before="100"/>
+              <w:spacing w:before="20" w:line="250" w:lineRule="auto" w:after="20"/>
             </w:pPr>
             <w:r>
               <w:rPr>
-                <w:sz w:val="22"/>
+                <w:rFonts w:ascii="Arial" w:hAnsi="Arial"/>
+                <w:b w:val="0"/>
+                <w:color w:val="152B3A"/>
+                <w:sz w:val="23"/>
               </w:rPr>
               <w:t>Who may lose a food source first? What could change later? What other food links or conditions are missing?</w:t>
             </w:r>
@@ -867,13 +1197,25 @@
           <w:tcPr>
             <w:vAlign w:val="center"/>
             <w:tcW w:w="4933" w:type="dxa"/>
+            <w:shd w:fill="FFFFFF" w:val="clear"/>
           </w:tcPr>
           <w:p>
-            <w:r/>
+            <w:pPr>
+              <w:spacing w:line="250" w:lineRule="auto" w:before="20" w:after="20"/>
+            </w:pPr>
             <w:r>
               <w:rPr>
+                <w:rFonts w:ascii="Arial" w:hAnsi="Arial"/>
                 <w:b/>
-                <w:color w:val="173348"/>
+                <w:color w:val="28685E"/>
+                <w:sz w:val="32"/>
+              </w:rPr>
+            </w:r>
+            <w:r>
+              <w:rPr>
+                <w:rFonts w:ascii="Arial" w:hAnsi="Arial"/>
+                <w:b/>
+                <w:color w:val="28685E"/>
                 <w:sz w:val="32"/>
               </w:rPr>
             </w:r>
@@ -886,6 +1228,9 @@
         <w:pStyle w:val="Small"/>
       </w:pPr>
       <w:r>
+        <w:rPr>
+          <w:rFonts w:ascii="Arial" w:hAnsi="Arial"/>
+        </w:rPr>
         <w:t>Print only the sets you need. Adult preparation is an alternative to pupil cutting. These are original teaching labels and simplified models.</w:t>
       </w:r>
     </w:p>
@@ -908,6 +1253,11 @@
       <w:pStyle w:val="Small"/>
     </w:pPr>
     <w:r>
+      <w:rPr>
+        <w:rFonts w:ascii="Arial" w:hAnsi="Arial"/>
+        <w:color w:val="54656C"/>
+        <w:sz w:val="17"/>
+      </w:rPr>
       <w:t>BUILD Science · Week 7 · Cut-apart cards and labels</w:t>
     </w:r>
   </w:p>
@@ -919,8 +1269,14 @@
   <w:p>
     <w:pPr>
       <w:pStyle w:val="Kicker"/>
+      <w:pBdr>
+        <w:bottom w:val="single" w:sz="8" w:color="DCE7DD" w:space="5"/>
+      </w:pBdr>
     </w:pPr>
     <w:r>
+      <w:rPr>
+        <w:rFonts w:ascii="Arial" w:hAnsi="Arial"/>
+      </w:rPr>
       <w:drawing>
         <wp:inline xmlns:a="http://schemas.openxmlformats.org/drawingml/2006/main" xmlns:pic="http://schemas.openxmlformats.org/drawingml/2006/picture">
           <wp:extent cx="270000" cy="270000"/>
@@ -955,6 +1311,9 @@
       </w:drawing>
     </w:r>
     <w:r>
+      <w:rPr>
+        <w:rFonts w:ascii="Arial" w:hAnsi="Arial"/>
+      </w:rPr>
       <w:t xml:space="preserve">  MADE BY MATT  /  BUILD SCIENCE</w:t>
     </w:r>
   </w:p>
@@ -1325,13 +1684,14 @@
     <w:qFormat/>
     <w:rsid w:val="00FC693F"/>
     <w:pPr>
-      <w:spacing w:before="0" w:after="120" w:line="250" w:lineRule="auto"/>
+      <w:widowControl/>
+      <w:spacing w:before="0" w:after="120" w:line="257" w:lineRule="auto"/>
     </w:pPr>
     <w:rPr>
       <w:rFonts w:ascii="Arial" w:hAnsi="Arial" w:eastAsia="Arial" w:cs="Arial"/>
       <w:b w:val="0"/>
-      <w:color w:val="25343E"/>
-      <w:sz w:val="24"/>
+      <w:color w:val="152B3A"/>
+      <w:sz w:val="22"/>
     </w:rPr>
   </w:style>
   <w:style w:type="paragraph" w:styleId="Header">
@@ -1389,15 +1749,16 @@
     <w:pPr>
       <w:keepNext/>
       <w:keepLines/>
-      <w:spacing w:before="220" w:after="120" w:line="250" w:lineRule="auto"/>
+      <w:widowControl/>
+      <w:spacing w:before="200" w:after="120" w:line="254" w:lineRule="auto"/>
       <w:outlineLvl w:val="0"/>
     </w:pPr>
     <w:rPr>
       <w:rFonts w:ascii="Arial" w:hAnsi="Arial" w:eastAsia="Arial" w:cs="Arial"/>
       <w:b/>
       <w:bCs/>
-      <w:color w:val="28675C"/>
-      <w:sz w:val="32"/>
+      <w:color w:val="28685E"/>
+      <w:sz w:val="30"/>
       <w:szCs w:val="28"/>
     </w:rPr>
   </w:style>
@@ -1413,14 +1774,15 @@
     <w:pPr>
       <w:keepNext/>
       <w:keepLines/>
-      <w:spacing w:before="140" w:after="120" w:line="250" w:lineRule="auto"/>
+      <w:widowControl/>
+      <w:spacing w:before="140" w:after="80" w:line="254" w:lineRule="auto"/>
       <w:outlineLvl w:val="1"/>
     </w:pPr>
     <w:rPr>
       <w:rFonts w:ascii="Arial" w:hAnsi="Arial" w:eastAsia="Arial" w:cs="Arial"/>
       <w:b/>
       <w:bCs/>
-      <w:color w:val="173348"/>
+      <w:color w:val="152B3A"/>
       <w:sz w:val="24"/>
       <w:szCs w:val="26"/>
     </w:rPr>
@@ -1676,13 +2038,14 @@
     <w:rsid w:val="00FC693F"/>
     <w:pPr>
       <w:keepNext/>
-      <w:spacing w:after="120" w:line="250" w:lineRule="auto" w:before="0"/>
+      <w:widowControl/>
+      <w:spacing w:after="140" w:line="250" w:lineRule="auto" w:before="0"/>
       <w:contextualSpacing/>
     </w:pPr>
     <w:rPr>
       <w:rFonts w:ascii="Arial" w:hAnsi="Arial" w:eastAsia="Arial" w:cs="Arial"/>
-      <w:b w:val="0"/>
-      <w:color w:val="173348"/>
+      <w:b/>
+      <w:color w:val="152B3A"/>
       <w:spacing w:val="5"/>
       <w:kern w:val="28"/>
       <w:sz w:val="48"/>
@@ -1714,19 +2077,20 @@
     <w:rsid w:val="00FC693F"/>
     <w:pPr>
       <w:keepNext/>
+      <w:widowControl/>
       <w:numPr>
         <w:ilvl w:val="1"/>
       </w:numPr>
-      <w:spacing w:before="0" w:after="120" w:line="250" w:lineRule="auto"/>
+      <w:spacing w:before="0" w:after="200" w:line="252" w:lineRule="auto"/>
     </w:pPr>
     <w:rPr>
       <w:rFonts w:ascii="Arial" w:hAnsi="Arial" w:eastAsia="Arial" w:cs="Arial"/>
       <w:b w:val="0"/>
-      <w:i/>
+      <w:i w:val="0"/>
       <w:iCs/>
-      <w:color w:val="53626A"/>
+      <w:color w:val="54656C"/>
       <w:spacing w:val="15"/>
-      <w:sz w:val="24"/>
+      <w:sz w:val="22"/>
       <w:szCs w:val="24"/>
     </w:rPr>
   </w:style>
@@ -13021,48 +13385,53 @@
   <w:style w:type="paragraph" w:customStyle="1" w:styleId="Kicker">
     <w:name w:val="Kicker"/>
     <w:pPr>
-      <w:spacing w:before="0" w:after="120" w:line="250" w:lineRule="auto"/>
+      <w:keepNext/>
+      <w:widowControl/>
+      <w:spacing w:before="0" w:after="140" w:line="250" w:lineRule="auto"/>
     </w:pPr>
     <w:rPr>
       <w:rFonts w:ascii="Arial" w:hAnsi="Arial" w:eastAsia="Arial" w:cs="Arial"/>
       <w:b/>
-      <w:color w:val="28675C"/>
+      <w:color w:val="28685E"/>
       <w:sz w:val="18"/>
     </w:rPr>
   </w:style>
   <w:style w:type="paragraph" w:customStyle="1" w:styleId="Small">
     <w:name w:val="Small"/>
     <w:pPr>
-      <w:spacing w:before="0" w:after="120" w:line="250" w:lineRule="auto"/>
+      <w:widowControl/>
+      <w:spacing w:before="0" w:after="120" w:line="254" w:lineRule="auto"/>
     </w:pPr>
     <w:rPr>
       <w:rFonts w:ascii="Arial" w:hAnsi="Arial" w:eastAsia="Arial" w:cs="Arial"/>
       <w:b w:val="0"/>
-      <w:color w:val="53626A"/>
+      <w:color w:val="54656C"/>
       <w:sz w:val="18"/>
     </w:rPr>
   </w:style>
   <w:style w:type="paragraph" w:customStyle="1" w:styleId="ResponseLine">
     <w:name w:val="ResponseLine"/>
     <w:pPr>
-      <w:spacing w:before="0" w:after="0" w:line="440" w:lineRule="exact"/>
+      <w:widowControl/>
+      <w:spacing w:before="0" w:after="0" w:line="480" w:lineRule="exact"/>
     </w:pPr>
     <w:rPr>
       <w:rFonts w:ascii="Arial" w:hAnsi="Arial" w:eastAsia="Arial" w:cs="Arial"/>
       <w:b w:val="0"/>
-      <w:color w:val="25343E"/>
+      <w:color w:val="152B3A"/>
       <w:sz w:val="24"/>
     </w:rPr>
   </w:style>
   <w:style w:type="paragraph" w:customStyle="1" w:styleId="Callout">
     <w:name w:val="Callout"/>
     <w:pPr>
-      <w:spacing w:before="120" w:after="160" w:line="250" w:lineRule="auto"/>
+      <w:widowControl/>
+      <w:spacing w:before="120" w:after="180" w:line="254" w:lineRule="auto"/>
     </w:pPr>
     <w:rPr>
       <w:rFonts w:ascii="Arial" w:hAnsi="Arial" w:eastAsia="Arial" w:cs="Arial"/>
       <w:b w:val="0"/>
-      <w:color w:val="25343E"/>
+      <w:color w:val="152B3A"/>
       <w:sz w:val="22"/>
     </w:rPr>
   </w:style>
